--- a/working/JAMIA_manuscript_v19.0.docx
+++ b/working/JAMIA_manuscript_v19.0.docx
@@ -11,7 +11,7 @@
           <w:rFonts w:ascii="Times New Roman" w:hAnsi="Times New Roman"/>
           <w:b/>
         </w:rPr>
-        <w:t>v19.0 — 2026-09-02. Built on both re-runs of the pre-index matching-variable fix: All of Us (Researcher Workbench, gs://rw-migration-aou-rw-46c7ae9e/data/covid_sdoh/aou_v7/; Tables 1-2 regenerated by 04_tables.py and the five sensitivity models refit by 03_sensitivity.R, both against the frozen 08_regression_base.csv) and MarketScan (Quartz, Slurm job 10186336). Every coefficient was read twice in different print formats and checked for log-scale interval symmetry, which caught four screen-reading errors among the coefficients printed here; every table block was checked to sum to its column total. Two supplementary tables and one supplementary figure that no sentence cited were removed and the rest renumbered, with every citation verified to resolve. Figures 3-5 were redrawn from the re-run coefficients and the copies embedded here were replaced. No [STALE] markers remain in the main text. In the supplement, eTables 6, 7(a), 10b Panel A, 11a, 11b and 11c were completed from the platform on 2026-09-02; the only item still marked is eTable 10b Panel B, the MarketScan variance comparison, which has to be refit on the cluster. Outstanding: the two draw.io flowchart panels (Figures 1 and 2) and a manual read-through.</w:t>
+        <w:t>v19.0 — 2026-09-02. Built on both re-runs of the pre-index matching-variable fix: All of Us (Researcher Workbench, gs://rw-migration-aou-rw-46c7ae9e/data/covid_sdoh/aou_v7/; Tables 1-2 regenerated by 04_tables.py and the five sensitivity models refit by 03_sensitivity.R, both against the frozen 08_regression_base.csv) and MarketScan (Quartz, Slurm job 10186336). Every coefficient was read twice in different print formats and checked for log-scale interval symmetry, which caught four screen-reading errors among the coefficients printed here; every table block was checked to sum to its column total. Two supplementary tables and one supplementary figure that no sentence cited were removed and the rest renumbered, with every citation verified to resolve. Figures 3-5 were redrawn from the re-run coefficients and the copies embedded here were replaced. No [STALE] markers remain in the main text. No [STALE] markers remain in the supplement either: eTables 6, 7(a), 11a, 11b and 11c and both panels of eTable 10b were completed on 2026-09-02 from the Researcher Workbench and from Quartz, each source checked against known values before it was read. Outstanding: the two draw.io flowchart panels (Figures 1 and 2) and a manual read-through.</w:t>
       </w:r>
     </w:p>
     <w:p>
@@ -2499,7 +2499,7 @@
         <w:rPr>
           <w:rFonts w:ascii="Times New Roman" w:eastAsia="Arial" w:hAnsi="Times New Roman" w:cs="Times New Roman"/>
         </w:rPr>
-        <w:t>Matched data were analyzed by conditional logistic regression with standard errors clustered on person identifier to account for control reuse.[28] Refitting the All of Us base model with the Efron approximation, which permits cluster-robust variance, changed no inference at P = 0.05; MarketScan used model-based standard errors because score residuals are unavailable under the exact method (eTable 10b). Pandemic wave (pre-Delta, before June 15, 2021; Delta, to December 14, 2021; Omicron, thereafter) entered as a covariate. The base model included sex, race, ethnicity, age, wave, vaccination, and 19 Charlson comorbidities. Domain-specific models added one SDoH domain to the base model,[18] and the joint model added all six. From the joint model we contrasted two social profiles as the product of three mutually adjusted odds ratios; stratum intercepts are conditioned out of the likelihood, so absolute probabilities are not estimable. Wave-varying associations come from a single model carrying exposure-by-wave interaction terms, which retains every matched stratum; models fitted within each wave are reported alongside them (eTables 11b, 11c).[29, 30] Race attenuation is the proportional reduction in the log adjusted odds ratio;[31] because the odds ratio is non-collapsible these percentages are indicative rather than exact explained fractions. Both calculations are specified in the eMethod.</w:t>
+        <w:t>Matched data were analyzed by conditional logistic regression with standard errors clustered on person identifier to account for control reuse.[28] Refitting both base models with the Efron approximation, which permits cluster-robust variance, changed no inference in All of Us and one in MarketScan, a plan-type covariate rather than an exposure; the MarketScan primary models used model-based standard errors because score residuals are unavailable under the exact method (eTable 10b). Pandemic wave (pre-Delta, before June 15, 2021; Delta, to December 14, 2021; Omicron, thereafter) entered as a covariate. The base model included sex, race, ethnicity, age, wave, vaccination, and 19 Charlson comorbidities. Domain-specific models added one SDoH domain to the base model,[18] and the joint model added all six. From the joint model we contrasted two social profiles as the product of three mutually adjusted odds ratios; stratum intercepts are conditioned out of the likelihood, so absolute probabilities are not estimable. Wave-varying associations come from a single model carrying exposure-by-wave interaction terms, which retains every matched stratum; models fitted within each wave are reported alongside them (eTables 11b, 11c).[29, 30] Race attenuation is the proportional reduction in the log adjusted odds ratio;[31] because the odds ratio is non-collapsible these percentages are indicative rather than exact explained fractions. Both calculations are specified in the eMethod.</w:t>
       </w:r>
       <w:r>
         <w:rPr>

--- a/working/JAMIA_manuscript_v19.0.docx
+++ b/working/JAMIA_manuscript_v19.0.docx
@@ -18426,7 +18426,7 @@
           <w:b/>
           <w:bCs/>
         </w:rPr>
-        <w:t>Figure 1. Study participant flowchart. (a) All of Us: 413,457 participants narrowing to 25,160 COVID-positive, then to 4,064 hospitalized cases and 21,096 outpatient controls; 3,997 cases carried complete matching variables and were matched up to four controls each (19,520 observations in 3,997 strata; 15,523 control observations, after 437 control observations were removed for unverifiable follow-up near the data cutoff). (b) MarketScan: 4,423,200 COVID-positive, of whom 139,472 were hospitalized and 4,283,335 were not; matching variables measured before the index date were complete for 4,009,628 (127,901 cases and 3,881,727 controls); 127,900 cases were matched up to four controls each, yielding 511,581 control observations from 444,575 unique individuals, and after 1,598 control observations near the data cutoff and the 204 strata left without a control were removed, 637,679 observations remained in 127,696 strata (509,983 control observations from 443,061 unique individuals).</w:t>
+        <w:t>Figure 1. Study participant flowchart. (a) All of Us: 413,457 participants narrowing to 25,160 COVID-positive, then to 4,064 hospitalized cases and 21,096 outpatient controls; 3,997 cases carried complete matching variables and were matched up to four controls each (19,520 observations in 3,997 strata; 15,523 control observations, after 437 control observations were removed for unverifiable follow-up near the data cutoff). (b) MarketScan: 4,423,200 COVID-positive, of whom 139,489 were hospitalized and 4,283,711 were not; matching variables measured before the index date were complete for 4,009,628 (127,901 cases and 3,881,727 controls); 127,900 cases were matched up to four controls each, yielding 511,581 control observations from 444,575 unique individuals, and after 1,598 control observations near the data cutoff and the 204 strata left without a control were removed, 637,679 observations remained in 127,696 strata (509,983 control observations from 443,061 unique individuals).</w:t>
       </w:r>
       <w:r>
         <w:rPr>
